--- a/OLD/Шаблоны запросов/Информационное письмо в Росреестр.docx
+++ b/OLD/Шаблоны запросов/Информационное письмо в Росреестр.docx
@@ -66,7 +66,7 @@
       <w:r>
         <w:rPr>
           <w:rFonts w:ascii="Times New Roman" w:cs="Times New Roman" w:eastAsia="Times New Roman" w:hAnsi="Times New Roman"/>
-          <w:sz w:val="20"/>
+          <w:sz w:val="14"/>
           <w:szCs w:val="20"/>
           <w:rtl w:val="0"/>
         </w:rPr>
@@ -75,9 +75,9 @@
       <w:r>
         <w:rPr>
           <w:rFonts w:ascii="Times New Roman" w:cs="Times New Roman" w:eastAsia="Times New Roman" w:hAnsi="Times New Roman"/>
-          <w:b w:val="1"/>
-          <w:bCs w:val="1"/>
-          <w:sz w:val="20"/>
+          <w:b/>
+          <w:bCs w:val="1"/>
+          <w:sz w:val="14"/>
           <w:szCs w:val="20"/>
           <w:rtl w:val="0"/>
         </w:rPr>
@@ -99,7 +99,7 @@
       <w:r>
         <w:rPr>
           <w:rFonts w:ascii="Times New Roman" w:cs="Times New Roman" w:eastAsia="Times New Roman" w:hAnsi="Times New Roman"/>
-          <w:sz w:val="20"/>
+          <w:sz w:val="14"/>
           <w:szCs w:val="20"/>
           <w:rtl w:val="0"/>
         </w:rPr>
@@ -108,7 +108,7 @@
       <w:r>
         <w:rPr>
           <w:rFonts w:ascii="Times New Roman" w:cs="Times New Roman" w:eastAsia="Times New Roman" w:hAnsi="Times New Roman"/>
-          <w:sz w:val="18"/>
+          <w:sz w:val="14"/>
           <w:szCs w:val="18"/>
           <w:rtl w:val="0"/>
         </w:rPr>
@@ -130,7 +130,7 @@
       <w:r>
         <w:rPr>
           <w:rFonts w:ascii="Times New Roman" w:cs="Times New Roman" w:eastAsia="Times New Roman" w:hAnsi="Times New Roman"/>
-          <w:sz w:val="18"/>
+          <w:sz w:val="14"/>
           <w:szCs w:val="18"/>
           <w:rtl w:val="0"/>
         </w:rPr>

--- a/OLD/Шаблоны запросов/Информационное письмо в Росреестр.docx
+++ b/OLD/Шаблоны запросов/Информационное письмо в Росреестр.docx
@@ -813,7 +813,7 @@
     </w:p>
     <w:sectPr>
       <w:pgSz w:h="16834" w:w="11909" w:orient="portrait"/>
-      <w:pgMar w:bottom="620.1181102362216" w:top="283.46456692913387" w:left="992.1259842519686" w:right="572.0078740157493" w:header="720" w:footer="720"/>
+      <w:pgMar w:bottom="620" w:top="283" w:left="850" w:right="567" w:header="720" w:footer="720"/>
       <w:pgNumType w:start="1"/>
     </w:sectPr>
   </w:body>
